--- a/Databases/Оптимизация.docx
+++ b/Databases/Оптимизация.docx
@@ -1,20 +1,278 @@
 
 <file path=word/document.xml><?xml version="1.0" encoding="utf-8"?>
-<w:document xmlns:wpc="http://schemas.microsoft.com/office/word/2010/wordprocessingCanvas" xmlns:cx="http://schemas.microsoft.com/office/drawing/2014/chartex" xmlns:cx1="http://schemas.microsoft.com/office/drawing/2015/9/8/chartex" xmlns:cx2="http://schemas.microsoft.com/office/drawing/2015/10/21/chartex" xmlns:cx3="http://schemas.microsoft.com/office/drawing/2016/5/9/chartex" xmlns:cx4="http://schemas.microsoft.com/office/drawing/2016/5/10/chartex" xmlns:cx5="http://schemas.microsoft.com/office/drawing/2016/5/11/chartex" xmlns:cx6="http://schemas.microsoft.com/office/drawing/2016/5/12/chartex" xmlns:cx7="http://schemas.microsoft.com/office/drawing/2016/5/13/chartex" xmlns:cx8="http://schemas.microsoft.com/office/drawing/2016/5/14/chartex" xmlns:mc="http://schemas.openxmlformats.org/markup-compatibility/2006" xmlns:aink="http://schemas.microsoft.com/office/drawing/2016/ink" xmlns:am3d="http://schemas.microsoft.com/office/drawing/2017/model3d" xmlns:o="urn:schemas-microsoft-com:office:office" xmlns:r="http://schemas.openxmlformats.org/officeDocument/2006/relationships" xmlns:m="http://schemas.openxmlformats.org/officeDocument/2006/math" xmlns:v="urn:schemas-microsoft-com:vml" xmlns:wp14="http://schemas.microsoft.com/office/word/2010/wordprocessingDrawing" xmlns:wp="http://schemas.openxmlformats.org/drawingml/2006/wordprocessingDrawing" xmlns:w10="urn:schemas-microsoft-com:office:word" xmlns:w="http://schemas.openxmlformats.org/wordprocessingml/2006/main" xmlns:w14="http://schemas.microsoft.com/office/word/2010/wordml" xmlns:w15="http://schemas.microsoft.com/office/word/2012/wordml" xmlns:w16cid="http://schemas.microsoft.com/office/word/2016/wordml/cid" xmlns:w16se="http://schemas.microsoft.com/office/word/2015/wordml/symex" xmlns:wpg="http://schemas.microsoft.com/office/word/2010/wordprocessingGroup" xmlns:wpi="http://schemas.microsoft.com/office/word/2010/wordprocessingInk" xmlns:wne="http://schemas.microsoft.com/office/word/2006/wordml" xmlns:wps="http://schemas.microsoft.com/office/word/2010/wordprocessingShape" mc:Ignorable="w14 w15 w16se w16cid wp14">
+<w:document xmlns:wpc="http://schemas.microsoft.com/office/word/2010/wordprocessingCanvas" xmlns:cx="http://schemas.microsoft.com/office/drawing/2014/chartex" xmlns:cx1="http://schemas.microsoft.com/office/drawing/2015/9/8/chartex" xmlns:cx2="http://schemas.microsoft.com/office/drawing/2015/10/21/chartex" xmlns:cx3="http://schemas.microsoft.com/office/drawing/2016/5/9/chartex" xmlns:cx4="http://schemas.microsoft.com/office/drawing/2016/5/10/chartex" xmlns:cx5="http://schemas.microsoft.com/office/drawing/2016/5/11/chartex" xmlns:cx6="http://schemas.microsoft.com/office/drawing/2016/5/12/chartex" xmlns:cx7="http://schemas.microsoft.com/office/drawing/2016/5/13/chartex" xmlns:cx8="http://schemas.microsoft.com/office/drawing/2016/5/14/chartex" xmlns:mc="http://schemas.openxmlformats.org/markup-compatibility/2006" xmlns:aink="http://schemas.microsoft.com/office/drawing/2016/ink" xmlns:am3d="http://schemas.microsoft.com/office/drawing/2017/model3d" xmlns:o="urn:schemas-microsoft-com:office:office" xmlns:oel="http://schemas.microsoft.com/office/2019/extlst" xmlns:r="http://schemas.openxmlformats.org/officeDocument/2006/relationships" xmlns:m="http://schemas.openxmlformats.org/officeDocument/2006/math" xmlns:v="urn:schemas-microsoft-com:vml" xmlns:wp14="http://schemas.microsoft.com/office/word/2010/wordprocessingDrawing" xmlns:wp="http://schemas.openxmlformats.org/drawingml/2006/wordprocessingDrawing" xmlns:w10="urn:schemas-microsoft-com:office:word" xmlns:w="http://schemas.openxmlformats.org/wordprocessingml/2006/main" xmlns:w14="http://schemas.microsoft.com/office/word/2010/wordml" xmlns:w15="http://schemas.microsoft.com/office/word/2012/wordml" xmlns:w16cex="http://schemas.microsoft.com/office/word/2018/wordml/cex" xmlns:w16cid="http://schemas.microsoft.com/office/word/2016/wordml/cid" xmlns:w16="http://schemas.microsoft.com/office/word/2018/wordml" xmlns:w16sdtdh="http://schemas.microsoft.com/office/word/2020/wordml/sdtdatahash" xmlns:w16se="http://schemas.microsoft.com/office/word/2015/wordml/symex" xmlns:wpg="http://schemas.microsoft.com/office/word/2010/wordprocessingGroup" xmlns:wpi="http://schemas.microsoft.com/office/word/2010/wordprocessingInk" xmlns:wne="http://schemas.microsoft.com/office/word/2006/wordml" xmlns:wps="http://schemas.microsoft.com/office/word/2010/wordprocessingShape" mc:Ignorable="w14 w15 w16se w16cid w16 w16cex w16sdtdh wp14">
   <w:body>
     <w:p>
+      <w:pPr>
+        <w:rPr>
+          <w:lang w:val="en-US"/>
+        </w:rPr>
+      </w:pPr>
+      <w:r>
+        <w:rPr>
+          <w:lang w:val="en-US"/>
+        </w:rPr>
+        <w:t>Temp tables in stored procedures</w:t>
+      </w:r>
+    </w:p>
+    <w:p>
+      <w:pPr>
+        <w:rPr>
+          <w:lang w:val="en-US"/>
+        </w:rPr>
+      </w:pPr>
       <w:hyperlink r:id="rId4" w:history="1">
         <w:r>
           <w:rPr>
-            <w:rStyle w:val="a3"/>
+            <w:rStyle w:val="Hyperlink"/>
+            <w:lang w:val="en-US"/>
           </w:rPr>
           <w:t>https://sqlkiwi.blogspot.com/2012/08/temporary-tables-in-stored-procedures.html</w:t>
         </w:r>
       </w:hyperlink>
     </w:p>
     <w:p>
-      <w:bookmarkStart w:id="0" w:name="_GoBack"/>
-      <w:bookmarkEnd w:id="0"/>
+      <w:pPr>
+        <w:rPr>
+          <w:lang w:val="en-US"/>
+        </w:rPr>
+      </w:pPr>
+    </w:p>
+    <w:p>
+      <w:pPr>
+        <w:rPr>
+          <w:lang w:val="en-US"/>
+        </w:rPr>
+      </w:pPr>
+      <w:r>
+        <w:t>Очередность полей в индексе</w:t>
+      </w:r>
+    </w:p>
+    <w:p>
+      <w:pPr>
+        <w:rPr>
+          <w:lang w:val="en-US"/>
+        </w:rPr>
+      </w:pPr>
+      <w:hyperlink r:id="rId5" w:history="1">
+        <w:r>
+          <w:rPr>
+            <w:rStyle w:val="Hyperlink"/>
+            <w:lang w:val="en-US"/>
+          </w:rPr>
+          <w:t>https</w:t>
+        </w:r>
+        <w:r>
+          <w:rPr>
+            <w:rStyle w:val="Hyperlink"/>
+            <w:lang w:val="en-US"/>
+          </w:rPr>
+          <w:t>://</w:t>
+        </w:r>
+        <w:r>
+          <w:rPr>
+            <w:rStyle w:val="Hyperlink"/>
+            <w:lang w:val="en-US"/>
+          </w:rPr>
+          <w:t>dba</w:t>
+        </w:r>
+        <w:r>
+          <w:rPr>
+            <w:rStyle w:val="Hyperlink"/>
+            <w:lang w:val="en-US"/>
+          </w:rPr>
+          <w:t>.</w:t>
+        </w:r>
+        <w:r>
+          <w:rPr>
+            <w:rStyle w:val="Hyperlink"/>
+            <w:lang w:val="en-US"/>
+          </w:rPr>
+          <w:t>stackexchange</w:t>
+        </w:r>
+        <w:r>
+          <w:rPr>
+            <w:rStyle w:val="Hyperlink"/>
+            <w:lang w:val="en-US"/>
+          </w:rPr>
+          <w:t>.</w:t>
+        </w:r>
+        <w:r>
+          <w:rPr>
+            <w:rStyle w:val="Hyperlink"/>
+            <w:lang w:val="en-US"/>
+          </w:rPr>
+          <w:t>com</w:t>
+        </w:r>
+        <w:r>
+          <w:rPr>
+            <w:rStyle w:val="Hyperlink"/>
+            <w:lang w:val="en-US"/>
+          </w:rPr>
+          <w:t>/</w:t>
+        </w:r>
+        <w:r>
+          <w:rPr>
+            <w:rStyle w:val="Hyperlink"/>
+            <w:lang w:val="en-US"/>
+          </w:rPr>
+          <w:t>questions</w:t>
+        </w:r>
+        <w:r>
+          <w:rPr>
+            <w:rStyle w:val="Hyperlink"/>
+            <w:lang w:val="en-US"/>
+          </w:rPr>
+          <w:t>/48458/</w:t>
+        </w:r>
+        <w:r>
+          <w:rPr>
+            <w:rStyle w:val="Hyperlink"/>
+            <w:lang w:val="en-US"/>
+          </w:rPr>
+          <w:t>does</w:t>
+        </w:r>
+        <w:r>
+          <w:rPr>
+            <w:rStyle w:val="Hyperlink"/>
+            <w:lang w:val="en-US"/>
+          </w:rPr>
+          <w:t>-</w:t>
+        </w:r>
+        <w:r>
+          <w:rPr>
+            <w:rStyle w:val="Hyperlink"/>
+            <w:lang w:val="en-US"/>
+          </w:rPr>
+          <w:t>the</w:t>
+        </w:r>
+        <w:r>
+          <w:rPr>
+            <w:rStyle w:val="Hyperlink"/>
+            <w:lang w:val="en-US"/>
+          </w:rPr>
+          <w:t>-</w:t>
+        </w:r>
+        <w:r>
+          <w:rPr>
+            <w:rStyle w:val="Hyperlink"/>
+            <w:lang w:val="en-US"/>
+          </w:rPr>
+          <w:t>order</w:t>
+        </w:r>
+        <w:r>
+          <w:rPr>
+            <w:rStyle w:val="Hyperlink"/>
+            <w:lang w:val="en-US"/>
+          </w:rPr>
+          <w:t>-</w:t>
+        </w:r>
+        <w:r>
+          <w:rPr>
+            <w:rStyle w:val="Hyperlink"/>
+            <w:lang w:val="en-US"/>
+          </w:rPr>
+          <w:t>of</w:t>
+        </w:r>
+        <w:r>
+          <w:rPr>
+            <w:rStyle w:val="Hyperlink"/>
+            <w:lang w:val="en-US"/>
+          </w:rPr>
+          <w:t>-</w:t>
+        </w:r>
+        <w:r>
+          <w:rPr>
+            <w:rStyle w:val="Hyperlink"/>
+            <w:lang w:val="en-US"/>
+          </w:rPr>
+          <w:t>columns</w:t>
+        </w:r>
+        <w:r>
+          <w:rPr>
+            <w:rStyle w:val="Hyperlink"/>
+            <w:lang w:val="en-US"/>
+          </w:rPr>
+          <w:t>-</w:t>
+        </w:r>
+        <w:r>
+          <w:rPr>
+            <w:rStyle w:val="Hyperlink"/>
+            <w:lang w:val="en-US"/>
+          </w:rPr>
+          <w:t>in</w:t>
+        </w:r>
+        <w:r>
+          <w:rPr>
+            <w:rStyle w:val="Hyperlink"/>
+            <w:lang w:val="en-US"/>
+          </w:rPr>
+          <w:t>-</w:t>
+        </w:r>
+        <w:r>
+          <w:rPr>
+            <w:rStyle w:val="Hyperlink"/>
+            <w:lang w:val="en-US"/>
+          </w:rPr>
+          <w:t>a</w:t>
+        </w:r>
+        <w:r>
+          <w:rPr>
+            <w:rStyle w:val="Hyperlink"/>
+            <w:lang w:val="en-US"/>
+          </w:rPr>
+          <w:t>-</w:t>
+        </w:r>
+        <w:r>
+          <w:rPr>
+            <w:rStyle w:val="Hyperlink"/>
+            <w:lang w:val="en-US"/>
+          </w:rPr>
+          <w:t>pk</w:t>
+        </w:r>
+        <w:r>
+          <w:rPr>
+            <w:rStyle w:val="Hyperlink"/>
+            <w:lang w:val="en-US"/>
+          </w:rPr>
+          <w:t>-</w:t>
+        </w:r>
+        <w:r>
+          <w:rPr>
+            <w:rStyle w:val="Hyperlink"/>
+            <w:lang w:val="en-US"/>
+          </w:rPr>
+          <w:t>index</w:t>
+        </w:r>
+        <w:r>
+          <w:rPr>
+            <w:rStyle w:val="Hyperlink"/>
+            <w:lang w:val="en-US"/>
+          </w:rPr>
+          <w:t>-</w:t>
+        </w:r>
+        <w:r>
+          <w:rPr>
+            <w:rStyle w:val="Hyperlink"/>
+            <w:lang w:val="en-US"/>
+          </w:rPr>
+          <w:t>matter</w:t>
+        </w:r>
+        <w:r>
+          <w:rPr>
+            <w:rStyle w:val="Hyperlink"/>
+            <w:lang w:val="en-US"/>
+          </w:rPr>
+          <w:t>/48472</w:t>
+        </w:r>
+      </w:hyperlink>
+    </w:p>
+    <w:p>
+      <w:pPr>
+        <w:rPr>
+          <w:lang w:val="en-US"/>
+        </w:rPr>
+      </w:pPr>
     </w:p>
     <w:sectPr>
       <w:pgSz w:w="11906" w:h="16838"/>
@@ -27,7 +285,7 @@
 </file>
 
 <file path=word/styles.xml><?xml version="1.0" encoding="utf-8"?>
-<w:styles xmlns:mc="http://schemas.openxmlformats.org/markup-compatibility/2006" xmlns:r="http://schemas.openxmlformats.org/officeDocument/2006/relationships" xmlns:w="http://schemas.openxmlformats.org/wordprocessingml/2006/main" xmlns:w14="http://schemas.microsoft.com/office/word/2010/wordml" xmlns:w15="http://schemas.microsoft.com/office/word/2012/wordml" xmlns:w16cid="http://schemas.microsoft.com/office/word/2016/wordml/cid" xmlns:w16se="http://schemas.microsoft.com/office/word/2015/wordml/symex" mc:Ignorable="w14 w15 w16se w16cid">
+<w:styles xmlns:mc="http://schemas.openxmlformats.org/markup-compatibility/2006" xmlns:r="http://schemas.openxmlformats.org/officeDocument/2006/relationships" xmlns:w="http://schemas.openxmlformats.org/wordprocessingml/2006/main" xmlns:w14="http://schemas.microsoft.com/office/word/2010/wordml" xmlns:w15="http://schemas.microsoft.com/office/word/2012/wordml" xmlns:w16cex="http://schemas.microsoft.com/office/word/2018/wordml/cex" xmlns:w16cid="http://schemas.microsoft.com/office/word/2016/wordml/cid" xmlns:w16="http://schemas.microsoft.com/office/word/2018/wordml" xmlns:w16sdtdh="http://schemas.microsoft.com/office/word/2020/wordml/sdtdatahash" xmlns:w16se="http://schemas.microsoft.com/office/word/2015/wordml/symex" mc:Ignorable="w14 w15 w16se w16cid w16 w16cex w16sdtdh">
   <w:docDefaults>
     <w:rPrDefault>
       <w:rPr>
@@ -43,7 +301,7 @@
       </w:pPr>
     </w:pPrDefault>
   </w:docDefaults>
-  <w:latentStyles w:defLockedState="0" w:defUIPriority="99" w:defSemiHidden="0" w:defUnhideWhenUsed="0" w:defQFormat="0" w:count="375">
+  <w:latentStyles w:defLockedState="0" w:defUIPriority="99" w:defSemiHidden="0" w:defUnhideWhenUsed="0" w:defQFormat="0" w:count="376">
     <w:lsdException w:name="Normal" w:uiPriority="0" w:qFormat="1"/>
     <w:lsdException w:name="heading 1" w:uiPriority="9" w:qFormat="1"/>
     <w:lsdException w:name="heading 2" w:semiHidden="1" w:uiPriority="9" w:unhideWhenUsed="1" w:qFormat="1"/>
@@ -419,18 +677,19 @@
     <w:lsdException w:name="Smart Hyperlink" w:semiHidden="1" w:unhideWhenUsed="1"/>
     <w:lsdException w:name="Hashtag" w:semiHidden="1" w:unhideWhenUsed="1"/>
     <w:lsdException w:name="Unresolved Mention" w:semiHidden="1" w:unhideWhenUsed="1"/>
+    <w:lsdException w:name="Smart Link" w:semiHidden="1" w:unhideWhenUsed="1"/>
   </w:latentStyles>
-  <w:style w:type="paragraph" w:default="1" w:styleId="a">
+  <w:style w:type="paragraph" w:default="1" w:styleId="Normal">
     <w:name w:val="Normal"/>
     <w:qFormat/>
   </w:style>
-  <w:style w:type="character" w:default="1" w:styleId="a0">
+  <w:style w:type="character" w:default="1" w:styleId="DefaultParagraphFont">
     <w:name w:val="Default Paragraph Font"/>
     <w:uiPriority w:val="1"/>
     <w:semiHidden/>
     <w:unhideWhenUsed/>
   </w:style>
-  <w:style w:type="table" w:default="1" w:styleId="a1">
+  <w:style w:type="table" w:default="1" w:styleId="TableNormal">
     <w:name w:val="Normal Table"/>
     <w:uiPriority w:val="99"/>
     <w:semiHidden/>
@@ -445,15 +704,15 @@
       </w:tblCellMar>
     </w:tblPr>
   </w:style>
-  <w:style w:type="numbering" w:default="1" w:styleId="a2">
+  <w:style w:type="numbering" w:default="1" w:styleId="NoList">
     <w:name w:val="No List"/>
     <w:uiPriority w:val="99"/>
     <w:semiHidden/>
     <w:unhideWhenUsed/>
   </w:style>
-  <w:style w:type="character" w:styleId="a3">
+  <w:style w:type="character" w:styleId="Hyperlink">
     <w:name w:val="Hyperlink"/>
-    <w:basedOn w:val="a0"/>
+    <w:basedOn w:val="DefaultParagraphFont"/>
     <w:uiPriority w:val="99"/>
     <w:unhideWhenUsed/>
     <w:rsid w:val="002A1708"/>
@@ -462,9 +721,9 @@
       <w:u w:val="single"/>
     </w:rPr>
   </w:style>
-  <w:style w:type="character" w:styleId="a4">
+  <w:style w:type="character" w:styleId="UnresolvedMention">
     <w:name w:val="Unresolved Mention"/>
-    <w:basedOn w:val="a0"/>
+    <w:basedOn w:val="DefaultParagraphFont"/>
     <w:uiPriority w:val="99"/>
     <w:semiHidden/>
     <w:unhideWhenUsed/>
